--- a/laravel-app/database/data/internship/handbooks/software_development/Beyond_SoftwareDev_Internship_Day_031_Student_Handbook.docx
+++ b/laravel-app/database/data/internship/handbooks/software_development/Beyond_SoftwareDev_Internship_Day_031_Student_Handbook.docx
@@ -38,7 +38,7 @@
           <w:color w:val="1E293B"/>
           <w:sz w:val="28"/>
         </w:rPr>
-        <w:t>Css Layouts</w:t>
+        <w:t>Complexity And Measurement — Foundations and Vocabulary</w:t>
       </w:r>
     </w:p>
     <w:p>
@@ -154,7 +154,7 @@
               <w:rPr>
                 <w:sz w:val="18"/>
               </w:rPr>
-              <w:t>foundation</w:t>
+              <w:t>foundation-to-intermediate</w:t>
             </w:r>
           </w:p>
         </w:tc>
@@ -167,7 +167,7 @@
               <w:rPr>
                 <w:sz w:val="18"/>
               </w:rPr>
-              <w:t>8 hours</w:t>
+              <w:t>8.0 hours</w:t>
             </w:r>
           </w:p>
         </w:tc>
@@ -180,7 +180,7 @@
               <w:rPr>
                 <w:sz w:val="18"/>
               </w:rPr>
-              <w:t>VS Code, Git, GitHub, local databases and open-source frameworks</w:t>
+              <w:t>VS Code, Git, language runtime, test framework</w:t>
             </w:r>
           </w:p>
         </w:tc>
@@ -198,7 +198,7 @@
           <w:color w:val="0B3F90"/>
           <w:sz w:val="20"/>
         </w:rPr>
-        <w:t>Day 31 objective  Complete the orientation and setup for Css Layouts: Apply CSS layouts safely and explain the result in a professional technical report.</w:t>
+        <w:t>Day 31 objective  Complete the orientation and setup for Complexity And Measurement — Foundations and Vocabulary: Explain and demonstrate complexity and measurement through an authorized baseline, measurable check, documented failure mode, and independent verification.</w:t>
       </w:r>
     </w:p>
     <w:p>
@@ -270,7 +270,7 @@
           <w:b w:val="0"/>
           <w:sz w:val="22"/>
         </w:rPr>
-        <w:t>Submit: A setup screenshot, a short explanation of the key terms, and a safety/ethics check..</w:t>
+        <w:t>Submit: Baseline evidence, completed practical artifact, independent verification, safety/restoration record, and short professional report..</w:t>
       </w:r>
     </w:p>
     <w:p>
@@ -701,7 +701,7 @@
           <w:b w:val="0"/>
           <w:sz w:val="20"/>
         </w:rPr>
-        <w:t>Curriculum objective (source of truth): Apply CSS layouts safely and explain the result in a professional technical report.</w:t>
+        <w:t>Curriculum objective (source of truth): Explain and demonstrate complexity and measurement through an authorized baseline, measurable check, documented failure mode, and independent verification.</w:t>
       </w:r>
     </w:p>
     <w:p>
@@ -713,7 +713,7 @@
           <w:b w:val="0"/>
           <w:sz w:val="22"/>
         </w:rPr>
-        <w:t>Explain Css Layouts to a supervisor in under two minutes.</w:t>
+        <w:t>Explain Complexity And Measurement — Foundations and Vocabulary to a supervisor in under two minutes.</w:t>
       </w:r>
     </w:p>
     <w:p>
@@ -725,7 +725,7 @@
           <w:b w:val="0"/>
           <w:sz w:val="22"/>
         </w:rPr>
-        <w:t>Configure or verify the approved tools required for Css Layouts.</w:t>
+        <w:t>Configure or verify the approved tools required for Complexity And Measurement — Foundations and Vocabulary.</w:t>
       </w:r>
     </w:p>
     <w:p>
@@ -793,7 +793,7 @@
           <w:b w:val="0"/>
           <w:sz w:val="22"/>
         </w:rPr>
-        <w:t>Define the professional meaning of “Css Layouts” before you use tools. Do not split the title into meaningless words. Connect each concept to today's practical action.</w:t>
+        <w:t>Define the professional meaning of “Complexity And Measurement — Foundations and Vocabulary” before you use tools. Do not split the title into meaningless words. Connect each concept to today's practical action.</w:t>
       </w:r>
     </w:p>
     <w:tbl>
@@ -914,7 +914,7 @@
               <w:rPr>
                 <w:sz w:val="18"/>
               </w:rPr>
-              <w:t>Professional practice for Css Layouts</w:t>
+              <w:t>Professional practice for Complexity And Measurement — Foundations and Vocabulary</w:t>
             </w:r>
           </w:p>
         </w:tc>
@@ -1348,7 +1348,7 @@
           <w:b w:val="0"/>
           <w:sz w:val="22"/>
         </w:rPr>
-        <w:t>Tools available: VS Code, Git, GitHub, local databases and open-source frameworks.</w:t>
+        <w:t>Tools available: VS Code, Git, language runtime, test framework.</w:t>
       </w:r>
     </w:p>
     <w:p>
@@ -1463,7 +1463,7 @@
               <w:rPr>
                 <w:sz w:val="18"/>
               </w:rPr>
-              <w:t>VS Code, Git, GitHub, local databases and open-source frameworks</w:t>
+              <w:t>VS Code, Git, language runtime, test framework</w:t>
             </w:r>
           </w:p>
         </w:tc>
@@ -1545,7 +1545,7 @@
           <w:b w:val="0"/>
           <w:sz w:val="18"/>
         </w:rPr>
-        <w:t>└── Day_31_Css_Layouts/</w:t>
+        <w:t>└── Day_31_Complexity_And_Measurement_Foundations_and_Vocab/</w:t>
       </w:r>
     </w:p>
     <w:p>
@@ -1698,7 +1698,7 @@
           <w:b w:val="0"/>
           <w:sz w:val="18"/>
         </w:rPr>
-        <w:t>mkdir Beyond_SoftwareDev_Internship\Day_31_Css_Layouts\evidence, Beyond_SoftwareDev_Internship\Day_31_Css_Layouts\notebooks, Beyond_SoftwareDev_Internship\Day_31_Css_Layouts\src, Beyond_SoftwareDev_Internship\Day_31_Css_Layouts\data, Beyond_SoftwareDev_Internship\Day_31_Css_Layouts\output, Beyond_SoftwareDev_Internship\Day_31_Css_Layouts\report -Force</w:t>
+        <w:t>mkdir Beyond_SoftwareDev_Internship\Day_31_Complexity_And_Measurement_Foundations_and_Vocab\evidence, Beyond_SoftwareDev_Internship\Day_31_Complexity_And_Measurement_Foundations_and_Vocab\notebooks, Beyond_SoftwareDev_Internship\Day_31_Complexity_And_Measurement_Foundations_and_Vocab\src, Beyond_SoftwareDev_Internship\Day_31_Complexity_And_Measurement_Foundations_and_Vocab\data, Beyond_SoftwareDev_Internship\Day_31_Complexity_And_Measurement_Foundations_and_Vocab\output, Beyond_SoftwareDev_Internship\Day_31_Complexity_And_Measurement_Foundations_and_Vocab\report -Force</w:t>
       </w:r>
     </w:p>
     <w:p/>
@@ -1739,7 +1739,7 @@
           <w:b w:val="0"/>
           <w:sz w:val="18"/>
         </w:rPr>
-        <w:t>mkdir -p Beyond_SoftwareDev_Internship/Day_31_Css_Layouts/{evidence,notebooks,src,data,output,report}</w:t>
+        <w:t>mkdir -p Beyond_SoftwareDev_Internship/Day_31_Complexity_And_Measurement_Foundations_and_Vocab/{evidence,notebooks,src,data,output,report}</w:t>
       </w:r>
     </w:p>
     <w:p/>
@@ -1855,7 +1855,7 @@
           <w:color w:val="0B3F90"/>
           <w:sz w:val="24"/>
         </w:rPr>
-        <w:t>Orientation and setup: Css Layouts</w:t>
+        <w:t>Orientation and setup: Complexity And Measurement — Foundations and Vocabulary</w:t>
       </w:r>
     </w:p>
     <w:p>
@@ -1879,7 +1879,7 @@
           <w:b w:val="0"/>
           <w:sz w:val="20"/>
         </w:rPr>
-        <w:t>• Read the Study Notes on this page, then create or verify the lab needed for CSS layouts.</w:t>
+        <w:t>• Review the Day 31 scope, prerequisite from Day 30, and supervisor instructions before touching software, accounts, cables, power, rigging, networks, or equipment.</w:t>
       </w:r>
     </w:p>
     <w:p>
@@ -1891,7 +1891,7 @@
           <w:b w:val="0"/>
           <w:sz w:val="20"/>
         </w:rPr>
-        <w:t>• Work only in an authorized lab, VM or on equipment assigned by Beyond.</w:t>
+        <w:t>• Confirm the authorized lab/equipment boundary, owner, asset IDs, workspace condition, backup/rollback state, emergency procedure, and any PPE or spotter requirement.</w:t>
       </w:r>
     </w:p>
     <w:p>
@@ -1903,7 +1903,79 @@
           <w:b w:val="0"/>
           <w:sz w:val="20"/>
         </w:rPr>
-        <w:t>• Keep time entries truthful and ask the supervisor before changing production equipment.</w:t>
+        <w:t>• Verify only the approved tools for today: VS Code, Git, language runtime, test framework. Record versions, firmware, serial/asset references, calibration status, or configuration as relevant. Avoid unnecessary installation or updates.</w:t>
+      </w:r>
+    </w:p>
+    <w:p>
+      <w:pPr>
+        <w:spacing w:after="120"/>
+      </w:pPr>
+      <w:r>
+        <w:rPr>
+          <w:b w:val="0"/>
+          <w:sz w:val="20"/>
+        </w:rPr>
+        <w:t>• Create Day_031_complexity_and_measurement__foundations_and_vocabulary with evidence, diagrams or src, checklists or tests, output, and report folders.</w:t>
+      </w:r>
+    </w:p>
+    <w:p>
+      <w:pPr>
+        <w:spacing w:after="120"/>
+      </w:pPr>
+      <w:r>
+        <w:rPr>
+          <w:b w:val="0"/>
+          <w:sz w:val="20"/>
+        </w:rPr>
+        <w:t>• Capture a privacy-reviewed baseline photograph/screenshot and record expected result, measurement units, acceptance limit, and stop condition.</w:t>
+      </w:r>
+    </w:p>
+    <w:p>
+      <w:pPr>
+        <w:spacing w:after="120"/>
+      </w:pPr>
+      <w:r>
+        <w:rPr>
+          <w:b w:val="0"/>
+          <w:sz w:val="20"/>
+        </w:rPr>
+        <w:t>• Complete the practical objective: Explain and demonstrate complexity and measurement through an authorized baseline, measurable check, documented failure mode, and independent verification.</w:t>
+      </w:r>
+    </w:p>
+    <w:p>
+      <w:pPr>
+        <w:spacing w:after="120"/>
+      </w:pPr>
+      <w:r>
+        <w:rPr>
+          <w:b w:val="0"/>
+          <w:sz w:val="20"/>
+        </w:rPr>
+        <w:t>• Introduce or analyze only an approved controlled fault/edge case. Troubleshoot systematically, preserve evidence, and return the lab/equipment to its approved state.</w:t>
+      </w:r>
+    </w:p>
+    <w:p>
+      <w:pPr>
+        <w:spacing w:after="120"/>
+      </w:pPr>
+      <w:r>
+        <w:rPr>
+          <w:b w:val="0"/>
+          <w:sz w:val="20"/>
+        </w:rPr>
+        <w:t>• Verify independently through a second instrument/path/test, clean rerun, configuration comparison, peer check, or supervisor sign-off. Distinguish evidence from proof.</w:t>
+      </w:r>
+    </w:p>
+    <w:p>
+      <w:pPr>
+        <w:spacing w:after="120"/>
+      </w:pPr>
+      <w:r>
+        <w:rPr>
+          <w:b w:val="0"/>
+          <w:sz w:val="20"/>
+        </w:rPr>
+        <w:t>• Complete the discipline safety/ethics checklist, inventory/custody or cleanup check, and a professional report with honest limitations and assistance disclosure.</w:t>
       </w:r>
     </w:p>
     <w:p>
@@ -1929,7 +2001,7 @@
           <w:b w:val="0"/>
           <w:sz w:val="18"/>
         </w:rPr>
-        <w:t># day_31_lab.py — Orientation and setup: Css Layouts</w:t>
+        <w:t># day_31_lab.py — Orientation and setup: Complexity And Measurement — Foundations and Vocabulary</w:t>
       </w:r>
     </w:p>
     <w:p>
@@ -1971,7 +2043,7 @@
           <w:b w:val="0"/>
           <w:sz w:val="18"/>
         </w:rPr>
-        <w:t>"""Day 31 practical starter for Css Layouts.</w:t>
+        <w:t>"""Day 31 practical starter for Complexity And Measurement — Foundations and Vocabulary.</w:t>
       </w:r>
     </w:p>
     <w:p>
@@ -2153,7 +2225,7 @@
           <w:b w:val="0"/>
           <w:sz w:val="18"/>
         </w:rPr>
-        <w:t xml:space="preserve">    print("Program topic:", 'Css Layouts')</w:t>
+        <w:t xml:space="preserve">    print("Program topic:", 'Complexity And Measurement — Foundations and Vocabulary')</w:t>
       </w:r>
     </w:p>
     <w:p>
@@ -5772,7 +5844,7 @@
           <w:b w:val="0"/>
           <w:sz w:val="22"/>
         </w:rPr>
-        <w:t>Objective addressed for Css Layouts</w:t>
+        <w:t>Objective addressed for Complexity And Measurement — Foundations and Vocabulary</w:t>
       </w:r>
     </w:p>
     <w:p>
@@ -5876,7 +5948,7 @@
           <w:b w:val="0"/>
           <w:sz w:val="22"/>
         </w:rPr>
-        <w:t>Matches: A setup screenshot, a short explanation of the key terms, and a safety/ethics check.</w:t>
+        <w:t>Matches: Baseline evidence, completed practical artifact, independent verification, safety/restoration record, and short professional report.</w:t>
       </w:r>
     </w:p>
     <w:p>
@@ -5908,7 +5980,7 @@
           <w:b w:val="0"/>
           <w:sz w:val="22"/>
         </w:rPr>
-        <w:t>Explain Css Layouts without reading.</w:t>
+        <w:t>Explain Complexity And Measurement — Foundations and Vocabulary without reading.</w:t>
       </w:r>
     </w:p>
     <w:p>
@@ -6000,7 +6072,7 @@
           <w:b w:val="0"/>
           <w:sz w:val="22"/>
         </w:rPr>
-        <w:t>Today is Day 31 (Orientation and setup) on Css Layouts. I worked only in the authorized Beyond software engineering lab. I completed the practical objective, verified with a second check, and packaged evidence. Main risk: unauthorized or unsafe action; control: checklist + supervisor escalation. Limitation: classroom/lab scope only. Next: continue the topic cycle and keep documentation reproducible.</w:t>
+        <w:t>Today is Day 31 (Orientation and setup) on Complexity And Measurement — Foundations and Vocabulary. I worked only in the authorized Beyond software engineering lab. I completed the practical objective, verified with a second check, and packaged evidence. Main risk: unauthorized or unsafe action; control: checklist + supervisor escalation. Limitation: classroom/lab scope only. Next: continue the topic cycle and keep documentation reproducible.</w:t>
       </w:r>
     </w:p>
     <w:p>
